--- a/Phase3-Group-Project.docx
+++ b/Phase3-Group-Project.docx
@@ -215,24 +215,11 @@
           <w:tcPr>
             <w:tcW w:type="dxa" w:w="4561"/>
           </w:tcPr>
-          <w:p>
-            <w:r>
-              <w:rPr>
-                <w:b/>
-              </w:rPr>
-              <w:t>Date of Submission:</w:t>
-            </w:r>
-          </w:p>
         </w:tc>
         <w:tc>
           <w:tcPr>
             <w:tcW w:type="dxa" w:w="4561"/>
           </w:tcPr>
-          <w:p>
-            <w:r>
-              <w:t>March 3, 2026</w:t>
-            </w:r>
-          </w:p>
         </w:tc>
       </w:tr>
     </w:tbl>
